--- a/materials/grade-02/G02-L02/G02-L02-Reading-Passage.docx
+++ b/materials/grade-02/G02-L02/G02-L02-Reading-Passage.docx
@@ -2,50 +2,212 @@
 <file path=word/document.xml><?xml version="1.0" encoding="utf-8"?>
 <w:document xmlns:wpc="http://schemas.microsoft.com/office/word/2010/wordprocessingCanvas" xmlns:mo="http://schemas.microsoft.com/office/mac/office/2008/main" xmlns:mc="http://schemas.openxmlformats.org/markup-compatibility/2006" xmlns:mv="urn:schemas-microsoft-com:mac:vml" xmlns:o="urn:schemas-microsoft-com:office:office" xmlns:r="http://schemas.openxmlformats.org/officeDocument/2006/relationships" xmlns:m="http://schemas.openxmlformats.org/officeDocument/2006/math" xmlns:v="urn:schemas-microsoft-com:vml" xmlns:wp14="http://schemas.microsoft.com/office/word/2010/wordprocessingDrawing" xmlns:wp="http://schemas.openxmlformats.org/drawingml/2006/wordprocessingDrawing" xmlns:w10="urn:schemas-microsoft-com:office:word" xmlns:w="http://schemas.openxmlformats.org/wordprocessingml/2006/main" xmlns:w14="http://schemas.microsoft.com/office/word/2010/wordml" xmlns:wpg="http://schemas.microsoft.com/office/word/2010/wordprocessingGroup" xmlns:wpi="http://schemas.microsoft.com/office/word/2010/wordprocessingInk" xmlns:wne="http://schemas.microsoft.com/office/word/2006/wordml" xmlns:wps="http://schemas.microsoft.com/office/word/2010/wordprocessingShape" mc:Ignorable="w14 wp14">
   <w:body>
+    <w:tbl>
+      <w:tblPr>
+        <w:tblW w:type="auto" w:w="0"/>
+        <w:tblLook w:firstColumn="1" w:firstRow="1" w:lastColumn="0" w:lastRow="0" w:noHBand="0" w:noVBand="1" w:val="04A0"/>
+        <w:tblBorders>
+          <w:top w:val="none" w:sz="0" w:space="0" w:color="auto"/>
+          <w:left w:val="none" w:sz="0" w:space="0" w:color="auto"/>
+          <w:bottom w:val="none" w:sz="0" w:space="0" w:color="auto"/>
+          <w:right w:val="none" w:sz="0" w:space="0" w:color="auto"/>
+          <w:insideH w:val="none" w:sz="0" w:space="0" w:color="auto"/>
+          <w:insideV w:val="none" w:sz="0" w:space="0" w:color="auto"/>
+        </w:tblBorders>
+      </w:tblPr>
+      <w:tblGrid>
+        <w:gridCol w:w="10800"/>
+      </w:tblGrid>
+      <w:tr>
+        <w:tc>
+          <w:tcPr>
+            <w:tcW w:type="dxa" w:w="10800"/>
+            <w:shd w:fill="E3F2FD"/>
+          </w:tcPr>
+          <w:p/>
+          <w:p>
+            <w:pPr>
+              <w:spacing w:after="40"/>
+              <w:jc w:val="center"/>
+            </w:pPr>
+            <w:r>
+              <w:rPr>
+                <w:rFonts w:ascii="Comic Sans MS" w:hAnsi="Comic Sans MS"/>
+                <w:b/>
+                <w:color w:val="2E86AB"/>
+                <w:sz w:val="44"/>
+              </w:rPr>
+              <w:t>When a puddle disappears on a sunny day, where does the water actually go?</w:t>
+            </w:r>
+          </w:p>
+          <w:p>
+            <w:pPr>
+              <w:jc w:val="center"/>
+            </w:pPr>
+            <w:r>
+              <w:rPr>
+                <w:rFonts w:ascii="Comic Sans MS" w:hAnsi="Comic Sans MS"/>
+                <w:color w:val="555555"/>
+                <w:sz w:val="20"/>
+              </w:rPr>
+              <w:t>ModelIt! Reading  |  2nd Grade</w:t>
+            </w:r>
+          </w:p>
+          <w:p>
+            <w:pPr>
+              <w:spacing w:before="80" w:after="120"/>
+              <w:jc w:val="center"/>
+            </w:pPr>
+            <w:r>
+              <w:rPr>
+                <w:rFonts w:ascii="Comic Sans MS" w:hAnsi="Comic Sans MS"/>
+                <w:sz w:val="22"/>
+              </w:rPr>
+              <w:t>Name: ________________________    Date: ____________</w:t>
+            </w:r>
+          </w:p>
+        </w:tc>
+      </w:tr>
+    </w:tbl>
     <w:p>
       <w:pPr>
+        <w:spacing w:after="120"/>
         <w:jc w:val="center"/>
       </w:pPr>
       <w:r>
-        <w:rPr>
-          <w:b/>
-          <w:color w:val="2E86AB"/>
-          <w:sz w:val="40"/>
-        </w:rPr>
-        <w:t xml:space="preserve">ModelIt! </w:t>
-      </w:r>
-      <w:r>
-        <w:rPr>
-          <w:color w:val="666666"/>
-          <w:sz w:val="24"/>
-        </w:rPr>
-        <w:t xml:space="preserve">  |  2nd Grade</w:t>
+        <w:drawing>
+          <wp:inline xmlns:a="http://schemas.openxmlformats.org/drawingml/2006/main" xmlns:pic="http://schemas.openxmlformats.org/drawingml/2006/picture">
+            <wp:extent cx="5029200" cy="5029200"/>
+            <wp:docPr id="1" name="Picture 1"/>
+            <wp:cNvGraphicFramePr>
+              <a:graphicFrameLocks noChangeAspect="1"/>
+            </wp:cNvGraphicFramePr>
+            <a:graphic>
+              <a:graphicData uri="http://schemas.openxmlformats.org/drawingml/2006/picture">
+                <pic:pic>
+                  <pic:nvPicPr>
+                    <pic:cNvPr id="0" name="G02-L02-scene.png"/>
+                    <pic:cNvPicPr/>
+                  </pic:nvPicPr>
+                  <pic:blipFill>
+                    <a:blip r:embed="rId9"/>
+                    <a:stretch>
+                      <a:fillRect/>
+                    </a:stretch>
+                  </pic:blipFill>
+                  <pic:spPr>
+                    <a:xfrm>
+                      <a:off x="0" y="0"/>
+                      <a:ext cx="5029200" cy="5029200"/>
+                    </a:xfrm>
+                    <a:prstGeom prst="rect"/>
+                  </pic:spPr>
+                </pic:pic>
+              </a:graphicData>
+            </a:graphic>
+          </wp:inline>
+        </w:drawing>
       </w:r>
     </w:p>
     <w:p>
       <w:pPr>
-        <w:jc w:val="center"/>
+        <w:spacing w:after="120" w:line="440" w:lineRule="exact"/>
       </w:pPr>
       <w:r>
         <w:rPr>
-          <w:b/>
-          <w:color w:val="1A4780"/>
-          <w:sz w:val="32"/>
+          <w:rFonts w:ascii="Comic Sans MS" w:hAnsi="Comic Sans MS"/>
+          <w:sz w:val="26"/>
         </w:rPr>
-        <w:t>G02-L02: Where Did the Puddle Go?</w:t>
+        <w:t>Have you ever wondered: When a puddle disappears on a sunny day, where does the water actually go? Let's find out!</w:t>
       </w:r>
     </w:p>
-    <w:p/>
     <w:p>
+      <w:pPr>
+        <w:spacing w:after="120" w:line="440" w:lineRule="exact"/>
+      </w:pPr>
       <w:r>
         <w:rPr>
-          <w:b/>
-          <w:color w:val="0D1B2A"/>
-          <w:sz w:val="48"/>
+          <w:rFonts w:ascii="Comic Sans MS" w:hAnsi="Comic Sans MS"/>
+          <w:sz w:val="26"/>
         </w:rPr>
-        <w:t>When a puddle disappears on a sunny day, where does the water actually go?</w:t>
+        <w:t>When the sun heats water, it gives the water energy. The water molecules at the surface start moving faster and faster until they escape into the air as water vapor — an invisible gas.</w:t>
       </w:r>
     </w:p>
+    <w:p>
+      <w:pPr>
+        <w:spacing w:after="120" w:line="440" w:lineRule="exact"/>
+      </w:pPr>
+      <w:r>
+        <w:rPr>
+          <w:rFonts w:ascii="Comic Sans MS" w:hAnsi="Comic Sans MS"/>
+          <w:sz w:val="26"/>
+        </w:rPr>
+        <w:t>When water vapor rises into the sky, it cools down. As it cools, the water molecules slow down and clump back together into tiny liquid droplets.</w:t>
+      </w:r>
+    </w:p>
+    <w:p>
+      <w:pPr>
+        <w:spacing w:after="120" w:line="440" w:lineRule="exact"/>
+      </w:pPr>
+      <w:r>
+        <w:rPr>
+          <w:rFonts w:ascii="Comic Sans MS" w:hAnsi="Comic Sans MS"/>
+          <w:sz w:val="26"/>
+        </w:rPr>
+        <w:t>Now you know! The puddle did not really disappear! Heat from the sun gave the water energy to change from a liquid into an invisible gas called water vapor. The water floated up into the air.</w:t>
+      </w:r>
+    </w:p>
+    <w:tbl>
+      <w:tblPr>
+        <w:tblW w:type="auto" w:w="0"/>
+        <w:jc w:val="center"/>
+        <w:tblLook w:firstColumn="1" w:firstRow="1" w:lastColumn="0" w:lastRow="0" w:noHBand="0" w:noVBand="1" w:val="04A0"/>
+      </w:tblPr>
+      <w:tblGrid>
+        <w:gridCol w:w="10800"/>
+      </w:tblGrid>
+      <w:tr>
+        <w:tc>
+          <w:tcPr>
+            <w:tcW w:type="dxa" w:w="10800"/>
+            <w:shd w:fill="FFF9C4"/>
+            <w:tcBorders>
+              <w:top w:sz="12" w:color="E67E22" w:val="single"/>
+              <w:bottom w:sz="12" w:color="E67E22" w:val="single"/>
+              <w:left w:sz="12" w:color="E67E22" w:val="single"/>
+              <w:right w:sz="12" w:color="E67E22" w:val="single"/>
+            </w:tcBorders>
+          </w:tcPr>
+          <w:p/>
+          <w:p>
+            <w:pPr>
+              <w:jc w:val="center"/>
+            </w:pPr>
+            <w:r>
+              <w:rPr>
+                <w:rFonts w:ascii="Comic Sans MS" w:hAnsi="Comic Sans MS"/>
+                <w:b/>
+                <w:color w:val="E67E22"/>
+                <w:sz w:val="32"/>
+              </w:rPr>
+              <w:t>Fun Fact!</w:t>
+            </w:r>
+          </w:p>
+          <w:p>
+            <w:pPr>
+              <w:jc w:val="center"/>
+            </w:pPr>
+            <w:r>
+              <w:rPr>
+                <w:rFonts w:ascii="Comic Sans MS" w:hAnsi="Comic Sans MS"/>
+                <w:sz w:val="22"/>
+              </w:rPr>
+              <w:t>Some people think: "The puddle water is gone forever" -- but that's not true! The water did not disappear — it changed form! It turned into an invisible gas called water vapor through evaporation. The water is still in the air around us, and it can turn back into liquid when it cools down.</w:t>
+            </w:r>
+          </w:p>
+        </w:tc>
+      </w:tr>
+    </w:tbl>
     <w:p/>
     <w:tbl>
       <w:tblPr>
@@ -54,99 +216,19 @@
         <w:tblLook w:firstColumn="1" w:firstRow="1" w:lastColumn="0" w:lastRow="0" w:noHBand="0" w:noVBand="1" w:val="04A0"/>
       </w:tblPr>
       <w:tblGrid>
-        <w:gridCol w:w="5040"/>
-        <w:gridCol w:w="5040"/>
+        <w:gridCol w:w="10800"/>
       </w:tblGrid>
       <w:tr>
         <w:tc>
           <w:tcPr>
-            <w:tcW w:type="dxa" w:w="5040"/>
-          </w:tcPr>
-          <w:p>
-            <w:r>
-              <w:rPr>
-                <w:sz w:val="22"/>
-              </w:rPr>
-              <w:t>Name: _______________________________</w:t>
-            </w:r>
-          </w:p>
-        </w:tc>
-        <w:tc>
-          <w:tcPr>
-            <w:tcW w:type="dxa" w:w="5040"/>
-          </w:tcPr>
-          <w:p>
-            <w:r>
-              <w:rPr>
-                <w:sz w:val="22"/>
-              </w:rPr>
-              <w:t>Date: _______________</w:t>
-            </w:r>
-          </w:p>
-        </w:tc>
-      </w:tr>
-    </w:tbl>
-    <w:p/>
-    <w:p>
-      <w:pPr>
-        <w:spacing w:after="160" w:line="440" w:lineRule="exact"/>
-      </w:pPr>
-      <w:r>
-        <w:rPr>
-          <w:sz w:val="26"/>
-        </w:rPr>
-        <w:t>Have you ever wondered: When a puddle disappears on a sunny day, where does the water actually go? Let's find out!</w:t>
-      </w:r>
-    </w:p>
-    <w:p>
-      <w:pPr>
-        <w:spacing w:after="160" w:line="440" w:lineRule="exact"/>
-      </w:pPr>
-      <w:r>
-        <w:rPr>
-          <w:sz w:val="26"/>
-        </w:rPr>
-        <w:t>When the sun heats water, it gives the water energy. The water molecules at the surface start moving faster and faster until they escape into the air as water vapor — an invisible gas.</w:t>
-      </w:r>
-    </w:p>
-    <w:p>
-      <w:pPr>
-        <w:spacing w:after="160" w:line="440" w:lineRule="exact"/>
-      </w:pPr>
-      <w:r>
-        <w:rPr>
-          <w:sz w:val="26"/>
-        </w:rPr>
-        <w:t>When water vapor rises into the sky, it cools down. As it cools, the water molecules slow down and clump back together into tiny liquid droplets.</w:t>
-      </w:r>
-    </w:p>
-    <w:p>
-      <w:pPr>
-        <w:spacing w:after="160" w:line="440" w:lineRule="exact"/>
-      </w:pPr>
-      <w:r>
-        <w:rPr>
-          <w:sz w:val="26"/>
-        </w:rPr>
-        <w:t>Now you know! The puddle did not really disappear! Heat from the sun gave the water energy to change from a liquid into an invisible gas called water vapor. The water floated up into the air.</w:t>
-      </w:r>
-    </w:p>
-    <w:p/>
-    <w:tbl>
-      <w:tblPr>
-        <w:tblStyle w:val="TableGrid"/>
-        <w:tblW w:type="auto" w:w="0"/>
-        <w:jc w:val="center"/>
-        <w:tblLook w:firstColumn="1" w:firstRow="1" w:lastColumn="0" w:lastRow="0" w:noHBand="0" w:noVBand="1" w:val="04A0"/>
-      </w:tblPr>
-      <w:tblGrid>
-        <w:gridCol w:w="10080"/>
-      </w:tblGrid>
-      <w:tr>
-        <w:tc>
-          <w:tcPr>
-            <w:tcW w:type="dxa" w:w="10080"/>
-            <w:shd w:fill="FFF8E1"/>
+            <w:tcW w:type="dxa" w:w="10800"/>
+            <w:shd w:fill="E8F5E9"/>
+            <w:tcBorders>
+              <w:top w:sz="12" w:color="27AE60" w:val="single"/>
+              <w:bottom w:sz="12" w:color="27AE60" w:val="single"/>
+              <w:left w:sz="12" w:color="27AE60" w:val="single"/>
+              <w:right w:sz="12" w:color="27AE60" w:val="single"/>
+            </w:tcBorders>
           </w:tcPr>
           <w:p/>
           <w:p>
@@ -155,128 +237,115 @@
             </w:pPr>
             <w:r>
               <w:rPr>
+                <w:rFonts w:ascii="Comic Sans MS" w:hAnsi="Comic Sans MS"/>
                 <w:b/>
-                <w:color w:val="E67E22"/>
+                <w:color w:val="27AE60"/>
                 <w:sz w:val="28"/>
               </w:rPr>
-              <w:t>Fun Fact!</w:t>
+              <w:t>Think About It</w:t>
             </w:r>
           </w:p>
           <w:p>
             <w:r>
               <w:rPr>
-                <w:sz w:val="22"/>
+                <w:rFonts w:ascii="Comic Sans MS" w:hAnsi="Comic Sans MS"/>
+                <w:b/>
+                <w:sz w:val="24"/>
               </w:rPr>
-              <w:t>Some people think: "The puddle water is gone forever" — but that's not true! The water did not disappear — it changed form! It turned into an invisible gas called water vapor through evaporation. The water is still in the air around us, and it can turn back into liquid when it cools down.</w:t>
+              <w:t>1. What surprised you most about when a puddle disappears on a sunny day, where does the water actually go?</w:t>
+            </w:r>
+          </w:p>
+          <w:p>
+            <w:pPr>
+              <w:spacing w:after="40" w:line="560" w:lineRule="exact"/>
+            </w:pPr>
+            <w:r>
+              <w:rPr>
+                <w:rFonts w:ascii="Comic Sans MS" w:hAnsi="Comic Sans MS"/>
+                <w:color w:val="BBBBBB"/>
+                <w:sz w:val="32"/>
+              </w:rPr>
+              <w:t>_______________________________________________________</w:t>
+            </w:r>
+          </w:p>
+          <w:p>
+            <w:pPr>
+              <w:spacing w:after="40" w:line="560" w:lineRule="exact"/>
+            </w:pPr>
+            <w:r>
+              <w:rPr>
+                <w:rFonts w:ascii="Comic Sans MS" w:hAnsi="Comic Sans MS"/>
+                <w:color w:val="BBBBBB"/>
+                <w:sz w:val="32"/>
+              </w:rPr>
+              <w:t>_______________________________________________________</w:t>
+            </w:r>
+          </w:p>
+          <w:p>
+            <w:pPr>
+              <w:spacing w:after="40" w:line="560" w:lineRule="exact"/>
+            </w:pPr>
+            <w:r>
+              <w:rPr>
+                <w:rFonts w:ascii="Comic Sans MS" w:hAnsi="Comic Sans MS"/>
+                <w:color w:val="BBBBBB"/>
+                <w:sz w:val="32"/>
+              </w:rPr>
+              <w:t>_______________________________________________________</w:t>
+            </w:r>
+          </w:p>
+          <w:p>
+            <w:r>
+              <w:rPr>
+                <w:rFonts w:ascii="Comic Sans MS" w:hAnsi="Comic Sans MS"/>
+                <w:b/>
+                <w:sz w:val="24"/>
+              </w:rPr>
+              <w:t>2. How could you explain what you learned to a friend or family member?</w:t>
+            </w:r>
+          </w:p>
+          <w:p>
+            <w:pPr>
+              <w:spacing w:after="40" w:line="560" w:lineRule="exact"/>
+            </w:pPr>
+            <w:r>
+              <w:rPr>
+                <w:rFonts w:ascii="Comic Sans MS" w:hAnsi="Comic Sans MS"/>
+                <w:color w:val="BBBBBB"/>
+                <w:sz w:val="32"/>
+              </w:rPr>
+              <w:t>_______________________________________________________</w:t>
+            </w:r>
+          </w:p>
+          <w:p>
+            <w:pPr>
+              <w:spacing w:after="40" w:line="560" w:lineRule="exact"/>
+            </w:pPr>
+            <w:r>
+              <w:rPr>
+                <w:rFonts w:ascii="Comic Sans MS" w:hAnsi="Comic Sans MS"/>
+                <w:color w:val="BBBBBB"/>
+                <w:sz w:val="32"/>
+              </w:rPr>
+              <w:t>_______________________________________________________</w:t>
+            </w:r>
+          </w:p>
+          <w:p>
+            <w:pPr>
+              <w:spacing w:after="40" w:line="560" w:lineRule="exact"/>
+            </w:pPr>
+            <w:r>
+              <w:rPr>
+                <w:rFonts w:ascii="Comic Sans MS" w:hAnsi="Comic Sans MS"/>
+                <w:color w:val="BBBBBB"/>
+                <w:sz w:val="32"/>
+              </w:rPr>
+              <w:t>_______________________________________________________</w:t>
             </w:r>
           </w:p>
         </w:tc>
       </w:tr>
     </w:tbl>
-    <w:p/>
-    <w:p>
-      <w:r>
-        <w:rPr>
-          <w:b/>
-          <w:color w:val="1A4780"/>
-          <w:sz w:val="36"/>
-        </w:rPr>
-        <w:t>Think About It</w:t>
-      </w:r>
-    </w:p>
-    <w:p>
-      <w:r>
-        <w:rPr>
-          <w:b/>
-          <w:sz w:val="26"/>
-        </w:rPr>
-        <w:t>1. What surprised you most about learning when a puddle disappears on a sunny day, where does the water actually go?</w:t>
-      </w:r>
-    </w:p>
-    <w:p>
-      <w:pPr>
-        <w:spacing w:after="80" w:line="480" w:lineRule="exact"/>
-      </w:pPr>
-      <w:r>
-        <w:rPr>
-          <w:color w:val="CCCCCC"/>
-          <w:sz w:val="24"/>
-        </w:rPr>
-        <w:t>___________________________________________________________________________</w:t>
-      </w:r>
-    </w:p>
-    <w:p>
-      <w:pPr>
-        <w:spacing w:after="80" w:line="480" w:lineRule="exact"/>
-      </w:pPr>
-      <w:r>
-        <w:rPr>
-          <w:color w:val="CCCCCC"/>
-          <w:sz w:val="24"/>
-        </w:rPr>
-        <w:t>___________________________________________________________________________</w:t>
-      </w:r>
-    </w:p>
-    <w:p>
-      <w:pPr>
-        <w:spacing w:after="80" w:line="480" w:lineRule="exact"/>
-      </w:pPr>
-      <w:r>
-        <w:rPr>
-          <w:color w:val="CCCCCC"/>
-          <w:sz w:val="24"/>
-        </w:rPr>
-        <w:t>___________________________________________________________________________</w:t>
-      </w:r>
-    </w:p>
-    <w:p/>
-    <w:p>
-      <w:r>
-        <w:rPr>
-          <w:b/>
-          <w:sz w:val="26"/>
-        </w:rPr>
-        <w:t>2. How could you explain what you learned to a friend or family member?</w:t>
-      </w:r>
-    </w:p>
-    <w:p>
-      <w:pPr>
-        <w:spacing w:after="80" w:line="480" w:lineRule="exact"/>
-      </w:pPr>
-      <w:r>
-        <w:rPr>
-          <w:color w:val="CCCCCC"/>
-          <w:sz w:val="24"/>
-        </w:rPr>
-        <w:t>___________________________________________________________________________</w:t>
-      </w:r>
-    </w:p>
-    <w:p>
-      <w:pPr>
-        <w:spacing w:after="80" w:line="480" w:lineRule="exact"/>
-      </w:pPr>
-      <w:r>
-        <w:rPr>
-          <w:color w:val="CCCCCC"/>
-          <w:sz w:val="24"/>
-        </w:rPr>
-        <w:t>___________________________________________________________________________</w:t>
-      </w:r>
-    </w:p>
-    <w:p>
-      <w:pPr>
-        <w:spacing w:after="80" w:line="480" w:lineRule="exact"/>
-      </w:pPr>
-      <w:r>
-        <w:rPr>
-          <w:color w:val="CCCCCC"/>
-          <w:sz w:val="24"/>
-        </w:rPr>
-        <w:t>___________________________________________________________________________</w:t>
-      </w:r>
-    </w:p>
-    <w:p/>
-    <w:p/>
     <w:p>
       <w:pPr>
         <w:jc w:val="center"/>
@@ -291,7 +360,7 @@
     </w:p>
     <w:sectPr>
       <w:pgSz w:w="12240" w:h="15840"/>
-      <w:pgMar w:top="864" w:right="1080" w:bottom="720" w:left="1080" w:header="720" w:footer="720" w:gutter="0"/>
+      <w:pgMar w:top="504" w:right="720" w:bottom="504" w:left="720" w:header="720" w:footer="720" w:gutter="0"/>
       <w:cols w:space="720"/>
       <w:docGrid w:linePitch="360"/>
     </w:sectPr>
